--- a/Alonso_Basualdo_Semana2_PFY2201.docx
+++ b/Alonso_Basualdo_Semana2_PFY2201.docx
@@ -148,7 +148,7 @@
               </wp:anchor>
             </w:drawing>
           </mc:Choice>
-          <mc:Fallback xmlns:a14="http://schemas.microsoft.com/office/drawing/2010/main" xmlns:pic="http://schemas.openxmlformats.org/drawingml/2006/picture" xmlns:adec="http://schemas.microsoft.com/office/drawing/2017/decorative" xmlns:a="http://schemas.openxmlformats.org/drawingml/2006/main">
+          <mc:Fallback xmlns:a="http://schemas.openxmlformats.org/drawingml/2006/main" xmlns:adec="http://schemas.microsoft.com/office/drawing/2017/decorative" xmlns:pic="http://schemas.openxmlformats.org/drawingml/2006/picture" xmlns:a14="http://schemas.microsoft.com/office/drawing/2010/main">
             <w:pict>
               <v:roundrect id="Rectángulo: esquinas redondeadas 1" style="position:absolute;margin-left:151.8pt;margin-top:-54.75pt;width:376.95pt;height:20.7pt;z-index:251668479;visibility:visible;mso-wrap-style:square;mso-wrap-distance-left:9pt;mso-wrap-distance-top:0;mso-wrap-distance-right:9pt;mso-wrap-distance-bottom:0;mso-position-horizontal:absolute;mso-position-horizontal-relative:text;mso-position-vertical:absolute;mso-position-vertical-relative:text;v-text-anchor:middle" alt="&quot;&quot;" o:spid="_x0000_s1026" fillcolor="#e7e8e9" stroked="f" strokeweight="1pt" arcsize=".5" w14:anchorId="0976DF37" o:gfxdata="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">
                 <v:stroke joinstyle="miter"/>
@@ -224,7 +224,7 @@
               </wp:anchor>
             </w:drawing>
           </mc:Choice>
-          <mc:Fallback xmlns:a14="http://schemas.microsoft.com/office/drawing/2010/main" xmlns:pic="http://schemas.openxmlformats.org/drawingml/2006/picture" xmlns:adec="http://schemas.microsoft.com/office/drawing/2017/decorative" xmlns:a="http://schemas.openxmlformats.org/drawingml/2006/main">
+          <mc:Fallback xmlns:a="http://schemas.openxmlformats.org/drawingml/2006/main" xmlns:adec="http://schemas.microsoft.com/office/drawing/2017/decorative" xmlns:pic="http://schemas.openxmlformats.org/drawingml/2006/picture" xmlns:a14="http://schemas.microsoft.com/office/drawing/2010/main">
             <w:pict>
               <v:roundrect id="AutoShape 14" style="position:absolute;margin-left:-25.6pt;margin-top:-17.6pt;width:554.7pt;height:303pt;z-index:251671552;visibility:visible;mso-wrap-style:square;mso-wrap-distance-left:9pt;mso-wrap-distance-top:0;mso-wrap-distance-right:9pt;mso-wrap-distance-bottom:0;mso-position-horizontal:absolute;mso-position-horizontal-relative:text;mso-position-vertical:absolute;mso-position-vertical-relative:text;v-text-anchor:top" alt="&quot;&quot;" o:spid="_x0000_s1026" stroked="f" arcsize="2907f" w14:anchorId="1F722A28" o:gfxdata="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">
                 <v:fill type="frame" o:title="" recolor="t" rotate="t" r:id="rId13"/>
@@ -350,7 +350,7 @@
               </wp:anchor>
             </w:drawing>
           </mc:Choice>
-          <mc:Fallback xmlns:a14="http://schemas.microsoft.com/office/drawing/2010/main" xmlns:pic="http://schemas.openxmlformats.org/drawingml/2006/picture" xmlns:adec="http://schemas.microsoft.com/office/drawing/2017/decorative" xmlns:a="http://schemas.openxmlformats.org/drawingml/2006/main">
+          <mc:Fallback xmlns:a="http://schemas.openxmlformats.org/drawingml/2006/main" xmlns:adec="http://schemas.microsoft.com/office/drawing/2017/decorative" xmlns:pic="http://schemas.openxmlformats.org/drawingml/2006/picture" xmlns:a14="http://schemas.microsoft.com/office/drawing/2010/main">
             <w:pict>
               <v:roundrect id="Rectángulo: esquinas redondeadas 6" style="position:absolute;margin-left:-25.05pt;margin-top:34.9pt;width:9.85pt;height:70.95pt;z-index:251673600;visibility:visible;mso-wrap-style:square;mso-width-percent:0;mso-height-percent:0;mso-wrap-distance-left:9pt;mso-wrap-distance-top:0;mso-wrap-distance-right:9pt;mso-wrap-distance-bottom:0;mso-position-horizontal:absolute;mso-position-horizontal-relative:text;mso-position-vertical:absolute;mso-position-vertical-relative:text;mso-width-percent:0;mso-height-percent:0;mso-width-relative:margin;mso-height-relative:margin;v-text-anchor:middle" alt="&quot;&quot;" o:spid="_x0000_s1026" fillcolor="#ffb800" stroked="f" strokeweight="1pt" arcsize="0" w14:anchorId="75F09303" o:gfxdata="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">
                 <v:stroke joinstyle="miter"/>
@@ -1404,6 +1404,9 @@
     </w:p>
     <w:p>
       <w:r>
+        <w:rPr>
+          <w:noProof/>
+        </w:rPr>
         <w:drawing>
           <wp:inline distT="0" distB="0" distL="0" distR="0" wp14:anchorId="17FFC742" wp14:editId="09B495BC">
             <wp:extent cx="6299835" cy="909320"/>
@@ -1443,6 +1446,9 @@
     </w:p>
     <w:p>
       <w:r>
+        <w:rPr>
+          <w:noProof/>
+        </w:rPr>
         <w:drawing>
           <wp:inline distT="0" distB="0" distL="0" distR="0" wp14:anchorId="6DFEBDF6" wp14:editId="7F4F1D87">
             <wp:extent cx="6299835" cy="2504440"/>
@@ -1559,6 +1565,9 @@
     </w:p>
     <w:p>
       <w:r>
+        <w:rPr>
+          <w:noProof/>
+        </w:rPr>
         <w:drawing>
           <wp:inline distT="0" distB="0" distL="0" distR="0" wp14:anchorId="426864DE" wp14:editId="2F03E1D9">
             <wp:extent cx="5261035" cy="2797295"/>
@@ -1683,6 +1692,9 @@
     </w:p>
     <w:p>
       <w:r>
+        <w:rPr>
+          <w:noProof/>
+        </w:rPr>
         <w:drawing>
           <wp:inline distT="0" distB="0" distL="0" distR="0" wp14:anchorId="4CCEB1AD" wp14:editId="151C61B4">
             <wp:extent cx="6124575" cy="4517036"/>
@@ -1789,6 +1801,9 @@
     </w:p>
     <w:p>
       <w:r>
+        <w:rPr>
+          <w:noProof/>
+        </w:rPr>
         <w:drawing>
           <wp:inline distT="0" distB="0" distL="0" distR="0" wp14:anchorId="532A67D0" wp14:editId="764C1707">
             <wp:extent cx="6299835" cy="4276090"/>
@@ -1828,6 +1843,9 @@
     </w:p>
     <w:p>
       <w:r>
+        <w:rPr>
+          <w:noProof/>
+        </w:rPr>
         <w:lastRenderedPageBreak/>
         <w:drawing>
           <wp:inline distT="0" distB="0" distL="0" distR="0" wp14:anchorId="73ADEA61" wp14:editId="660D596A">
@@ -1868,6 +1886,9 @@
     </w:p>
     <w:p>
       <w:r>
+        <w:rPr>
+          <w:noProof/>
+        </w:rPr>
         <w:lastRenderedPageBreak/>
         <w:drawing>
           <wp:inline distT="0" distB="0" distL="0" distR="0" wp14:anchorId="1F1E66BE" wp14:editId="53DAABB6">
@@ -1912,6 +1933,101 @@
     <w:p>
       <w:r>
         <w:lastRenderedPageBreak/>
+        <w:t xml:space="preserve">Adicionalmente a la validación en Chrome </w:t>
+      </w:r>
+      <w:proofErr w:type="spellStart"/>
+      <w:r>
+        <w:t>DevTools</w:t>
+      </w:r>
+      <w:proofErr w:type="spellEnd"/>
+      <w:r>
+        <w:t>, se verificó el correcto funcionamiento y visualización responsiva del sitio en navegadores alternativos como Microsoft Edge</w:t>
+      </w:r>
+      <w:r>
+        <w:t xml:space="preserve"> y Opera GX</w:t>
+      </w:r>
+      <w:r>
+        <w:t>.</w:t>
+      </w:r>
+    </w:p>
+    <w:p>
+      <w:r>
+        <w:drawing>
+          <wp:inline distT="0" distB="0" distL="0" distR="0" wp14:anchorId="6A0F29B8" wp14:editId="6B8BA063">
+            <wp:extent cx="6299835" cy="3314700"/>
+            <wp:effectExtent l="0" t="0" r="5715" b="0"/>
+            <wp:docPr id="9" name="Imagen 9"/>
+            <wp:cNvGraphicFramePr>
+              <a:graphicFrameLocks xmlns:a="http://schemas.openxmlformats.org/drawingml/2006/main" noChangeAspect="1"/>
+            </wp:cNvGraphicFramePr>
+            <a:graphic xmlns:a="http://schemas.openxmlformats.org/drawingml/2006/main">
+              <a:graphicData uri="http://schemas.openxmlformats.org/drawingml/2006/picture">
+                <pic:pic xmlns:pic="http://schemas.openxmlformats.org/drawingml/2006/picture">
+                  <pic:nvPicPr>
+                    <pic:cNvPr id="1" name=""/>
+                    <pic:cNvPicPr/>
+                  </pic:nvPicPr>
+                  <pic:blipFill>
+                    <a:blip r:embed="rId24"/>
+                    <a:stretch>
+                      <a:fillRect/>
+                    </a:stretch>
+                  </pic:blipFill>
+                  <pic:spPr>
+                    <a:xfrm>
+                      <a:off x="0" y="0"/>
+                      <a:ext cx="6299835" cy="3314700"/>
+                    </a:xfrm>
+                    <a:prstGeom prst="rect">
+                      <a:avLst/>
+                    </a:prstGeom>
+                  </pic:spPr>
+                </pic:pic>
+              </a:graphicData>
+            </a:graphic>
+          </wp:inline>
+        </w:drawing>
+      </w:r>
+    </w:p>
+    <w:p>
+      <w:r>
+        <w:drawing>
+          <wp:inline distT="0" distB="0" distL="0" distR="0" wp14:anchorId="1DAF023D" wp14:editId="327933E1">
+            <wp:extent cx="6299835" cy="3267710"/>
+            <wp:effectExtent l="0" t="0" r="5715" b="8890"/>
+            <wp:docPr id="10" name="Imagen 10"/>
+            <wp:cNvGraphicFramePr>
+              <a:graphicFrameLocks xmlns:a="http://schemas.openxmlformats.org/drawingml/2006/main" noChangeAspect="1"/>
+            </wp:cNvGraphicFramePr>
+            <a:graphic xmlns:a="http://schemas.openxmlformats.org/drawingml/2006/main">
+              <a:graphicData uri="http://schemas.openxmlformats.org/drawingml/2006/picture">
+                <pic:pic xmlns:pic="http://schemas.openxmlformats.org/drawingml/2006/picture">
+                  <pic:nvPicPr>
+                    <pic:cNvPr id="1" name=""/>
+                    <pic:cNvPicPr/>
+                  </pic:nvPicPr>
+                  <pic:blipFill>
+                    <a:blip r:embed="rId25"/>
+                    <a:stretch>
+                      <a:fillRect/>
+                    </a:stretch>
+                  </pic:blipFill>
+                  <pic:spPr>
+                    <a:xfrm>
+                      <a:off x="0" y="0"/>
+                      <a:ext cx="6299835" cy="3267710"/>
+                    </a:xfrm>
+                    <a:prstGeom prst="rect">
+                      <a:avLst/>
+                    </a:prstGeom>
+                  </pic:spPr>
+                </pic:pic>
+              </a:graphicData>
+            </a:graphic>
+          </wp:inline>
+        </w:drawing>
+      </w:r>
+      <w:r>
         <w:br/>
       </w:r>
     </w:p>
@@ -1997,7 +2113,7 @@
               </wp:anchor>
             </w:drawing>
           </mc:Choice>
-          <mc:Fallback xmlns:adec="http://schemas.microsoft.com/office/drawing/2017/decorative" xmlns:a14="http://schemas.microsoft.com/office/drawing/2010/main" xmlns:pic="http://schemas.openxmlformats.org/drawingml/2006/picture" xmlns:a="http://schemas.openxmlformats.org/drawingml/2006/main" xmlns:w16du="http://schemas.microsoft.com/office/word/2023/wordml/word16du">
+          <mc:Fallback xmlns:w16du="http://schemas.microsoft.com/office/word/2023/wordml/word16du" xmlns:a="http://schemas.openxmlformats.org/drawingml/2006/main" xmlns:pic="http://schemas.openxmlformats.org/drawingml/2006/picture" xmlns:a14="http://schemas.microsoft.com/office/drawing/2010/main" xmlns:adec="http://schemas.microsoft.com/office/drawing/2017/decorative">
             <w:pict>
               <v:roundrect id="Rectángulo: esquinas redondeadas 1" style="position:absolute;margin-left:-29.55pt;margin-top:31.55pt;width:552.75pt;height:354.35pt;z-index:251676672;visibility:visible;mso-wrap-style:square;mso-wrap-distance-left:9pt;mso-wrap-distance-top:0;mso-wrap-distance-right:9pt;mso-wrap-distance-bottom:0;mso-position-horizontal:absolute;mso-position-horizontal-relative:text;mso-position-vertical:absolute;mso-position-vertical-relative:text;v-text-anchor:middle" alt="&quot;&quot;" o:spid="_x0000_s1026" fillcolor="#e6e7e8" stroked="f" strokeweight="1pt" arcsize="2030f" w14:anchorId="3F5385BB" o:gfxdata="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">
                 <v:stroke joinstyle="miter"/>
@@ -2018,7 +2134,7 @@
           <w:lang w:val="en-US"/>
         </w:rPr>
         <w:drawing>
-          <wp:anchor distT="0" distB="0" distL="114300" distR="114300" simplePos="0" relativeHeight="251677696" behindDoc="0" locked="0" layoutInCell="1" allowOverlap="1" wp14:anchorId="2A005252" wp14:editId="0CEA04A1">
+          <wp:anchor distT="0" distB="0" distL="114300" distR="114300" simplePos="0" relativeHeight="251677696" behindDoc="0" locked="0" layoutInCell="1" allowOverlap="1" wp14:anchorId="2A005252" wp14:editId="6781B930">
             <wp:simplePos x="0" y="0"/>
             <wp:positionH relativeFrom="column">
               <wp:posOffset>1642954</wp:posOffset>
@@ -2043,7 +2159,7 @@
                     </pic:cNvPicPr>
                   </pic:nvPicPr>
                   <pic:blipFill>
-                    <a:blip r:embed="rId24" cstate="print">
+                    <a:blip r:embed="rId26" cstate="print">
                       <a:extLst>
                         <a:ext uri="{28A0092B-C50C-407E-A947-70E740481C1C}">
                           <a14:useLocalDpi xmlns:a14="http://schemas.microsoft.com/office/drawing/2010/main" val="0"/>
@@ -2094,7 +2210,7 @@
       </w:r>
     </w:p>
     <w:sectPr>
-      <w:footerReference w:type="first" r:id="rId25"/>
+      <w:footerReference w:type="first" r:id="rId27"/>
       <w:pgSz w:w="12240" w:h="15840"/>
       <w:pgMar w:top="1559" w:right="1185" w:bottom="284" w:left="1134" w:header="709" w:footer="283" w:gutter="0"/>
       <w:cols w:space="708"/>
@@ -2304,7 +2420,7 @@
                 </wp:anchor>
               </w:drawing>
             </mc:Choice>
-            <mc:Fallback xmlns:a14="http://schemas.microsoft.com/office/drawing/2010/main" xmlns:pic="http://schemas.openxmlformats.org/drawingml/2006/picture" xmlns:adec="http://schemas.microsoft.com/office/drawing/2017/decorative" xmlns:a="http://schemas.openxmlformats.org/drawingml/2006/main" xmlns:w16du="http://schemas.microsoft.com/office/word/2023/wordml/word16du">
+            <mc:Fallback xmlns:w16du="http://schemas.microsoft.com/office/word/2023/wordml/word16du" xmlns:a="http://schemas.openxmlformats.org/drawingml/2006/main" xmlns:adec="http://schemas.microsoft.com/office/drawing/2017/decorative" xmlns:pic="http://schemas.openxmlformats.org/drawingml/2006/picture" xmlns:a14="http://schemas.microsoft.com/office/drawing/2010/main">
               <w:pict>
                 <v:group id="Grupo 1" style="position:absolute;margin-left:409.95pt;margin-top:-3.8pt;width:94.15pt;height:22.7pt;z-index:251694080" alt="&quot;&quot;" coordsize="11957,2882" o:spid="_x0000_s1026" w14:anchorId="6CCFE1D3" o:gfxdata="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">
                   <v:shapetype id="_x0000_t75" coordsize="21600,21600" filled="f" stroked="f" o:spt="75" o:preferrelative="t" path="m@4@5l@4@11@9@11@9@5xe">
@@ -9824,10 +9940,6 @@
 </file>
 
 <file path=customXml/item1.xml><?xml version="1.0" encoding="utf-8"?>
-<b:Sources xmlns:b="http://schemas.openxmlformats.org/officeDocument/2006/bibliography" xmlns="http://schemas.openxmlformats.org/officeDocument/2006/bibliography" SelectedStyle="\APASixthEditionOfficeOnline.xsl" StyleName="APA" Version="6"/>
-</file>
-
-<file path=customXml/item2.xml><?xml version="1.0" encoding="utf-8"?>
 <?mso-contentType ?>
 <FormTemplates xmlns="http://schemas.microsoft.com/sharepoint/v3/contenttype/forms">
   <Display>DocumentLibraryForm</Display>
@@ -9836,28 +9948,11 @@
 </FormTemplates>
 </file>
 
-<file path=customXml/item3.xml><?xml version="1.0" encoding="utf-8"?>
-<p:properties xmlns:p="http://schemas.microsoft.com/office/2006/metadata/properties" xmlns:xsi="http://www.w3.org/2001/XMLSchema-instance" xmlns:pc="http://schemas.microsoft.com/office/infopath/2007/PartnerControls">
-  <documentManagement>
-    <lcf76f155ced4ddcb4097134ff3c332f xmlns="d0daa353-f819-43d1-badf-ce69fea8800d">
-      <Terms xmlns="http://schemas.microsoft.com/office/infopath/2007/PartnerControls"/>
-    </lcf76f155ced4ddcb4097134ff3c332f>
-    <TaxCatchAll xmlns="edc1eb1c-f9b5-429a-a0ce-702847a0aa2d" xsi:nil="true"/>
-    <Fecha_x0020_de_x0020_creaci_x00f3_n xmlns="d0daa353-f819-43d1-badf-ce69fea8800d" xsi:nil="true"/>
-    <Fechayhora xmlns="d0daa353-f819-43d1-badf-ce69fea8800d" xsi:nil="true"/>
-    <SharedWithUsers xmlns="edc1eb1c-f9b5-429a-a0ce-702847a0aa2d">
-      <UserInfo>
-        <DisplayName/>
-        <AccountId xsi:nil="true"/>
-        <AccountType/>
-      </UserInfo>
-    </SharedWithUsers>
-    <MediaLengthInSeconds xmlns="d0daa353-f819-43d1-badf-ce69fea8800d" xsi:nil="true"/>
-  </documentManagement>
-</p:properties>
+<file path=customXml/item2.xml><?xml version="1.0" encoding="utf-8"?>
+<b:Sources xmlns:b="http://schemas.openxmlformats.org/officeDocument/2006/bibliography" xmlns="http://schemas.openxmlformats.org/officeDocument/2006/bibliography" SelectedStyle="\APASixthEditionOfficeOnline.xsl" StyleName="APA" Version="6"/>
 </file>
 
-<file path=customXml/item4.xml><?xml version="1.0" encoding="utf-8"?>
+<file path=customXml/item3.xml><?xml version="1.0" encoding="utf-8"?>
 <ct:contentTypeSchema xmlns:ct="http://schemas.microsoft.com/office/2006/metadata/contentType" xmlns:ma="http://schemas.microsoft.com/office/2006/metadata/properties/metaAttributes" ct:_="" ma:_="" ma:contentTypeName="Documento" ma:contentTypeID="0x01010070BFDEA41A5D8B46AA5DA2E2389CBE4E" ma:contentTypeVersion="19" ma:contentTypeDescription="Crear nuevo documento." ma:contentTypeScope="" ma:versionID="8582924e0409c10a8a1fc1eca5dfbb2e">
   <xsd:schema xmlns:xsd="http://www.w3.org/2001/XMLSchema" xmlns:xs="http://www.w3.org/2001/XMLSchema" xmlns:p="http://schemas.microsoft.com/office/2006/metadata/properties" xmlns:ns2="d0daa353-f819-43d1-badf-ce69fea8800d" xmlns:ns3="edc1eb1c-f9b5-429a-a0ce-702847a0aa2d" targetNamespace="http://schemas.microsoft.com/office/2006/metadata/properties" ma:root="true" ma:fieldsID="e4d7d6d0f63e48ebe5e4a9f31787ab41" ns2:_="" ns3:_="">
     <xsd:import namespace="d0daa353-f819-43d1-badf-ce69fea8800d"/>
@@ -10118,7 +10213,36 @@
 </ct:contentTypeSchema>
 </file>
 
+<file path=customXml/item4.xml><?xml version="1.0" encoding="utf-8"?>
+<p:properties xmlns:p="http://schemas.microsoft.com/office/2006/metadata/properties" xmlns:xsi="http://www.w3.org/2001/XMLSchema-instance" xmlns:pc="http://schemas.microsoft.com/office/infopath/2007/PartnerControls">
+  <documentManagement>
+    <lcf76f155ced4ddcb4097134ff3c332f xmlns="d0daa353-f819-43d1-badf-ce69fea8800d">
+      <Terms xmlns="http://schemas.microsoft.com/office/infopath/2007/PartnerControls"/>
+    </lcf76f155ced4ddcb4097134ff3c332f>
+    <TaxCatchAll xmlns="edc1eb1c-f9b5-429a-a0ce-702847a0aa2d" xsi:nil="true"/>
+    <Fecha_x0020_de_x0020_creaci_x00f3_n xmlns="d0daa353-f819-43d1-badf-ce69fea8800d" xsi:nil="true"/>
+    <Fechayhora xmlns="d0daa353-f819-43d1-badf-ce69fea8800d" xsi:nil="true"/>
+    <SharedWithUsers xmlns="edc1eb1c-f9b5-429a-a0ce-702847a0aa2d">
+      <UserInfo>
+        <DisplayName/>
+        <AccountId xsi:nil="true"/>
+        <AccountType/>
+      </UserInfo>
+    </SharedWithUsers>
+    <MediaLengthInSeconds xmlns="d0daa353-f819-43d1-badf-ce69fea8800d" xsi:nil="true"/>
+  </documentManagement>
+</p:properties>
+</file>
+
 <file path=customXml/itemProps1.xml><?xml version="1.0" encoding="utf-8"?>
+<ds:datastoreItem xmlns:ds="http://schemas.openxmlformats.org/officeDocument/2006/customXml" ds:itemID="{58D8DE95-DF74-49C6-8885-90B115E8F94F}">
+  <ds:schemaRefs>
+    <ds:schemaRef ds:uri="http://schemas.microsoft.com/sharepoint/v3/contenttype/forms"/>
+  </ds:schemaRefs>
+</ds:datastoreItem>
+</file>
+
+<file path=customXml/itemProps2.xml><?xml version="1.0" encoding="utf-8"?>
 <ds:datastoreItem xmlns:ds="http://schemas.openxmlformats.org/officeDocument/2006/customXml" ds:itemID="{AECACCC0-21B2-4149-AC7E-4C47A4C5272B}">
   <ds:schemaRefs>
     <ds:schemaRef ds:uri="http://schemas.openxmlformats.org/officeDocument/2006/bibliography"/>
@@ -10126,26 +10250,7 @@
 </ds:datastoreItem>
 </file>
 
-<file path=customXml/itemProps2.xml><?xml version="1.0" encoding="utf-8"?>
-<ds:datastoreItem xmlns:ds="http://schemas.openxmlformats.org/officeDocument/2006/customXml" ds:itemID="{58D8DE95-DF74-49C6-8885-90B115E8F94F}">
-  <ds:schemaRefs>
-    <ds:schemaRef ds:uri="http://schemas.microsoft.com/sharepoint/v3/contenttype/forms"/>
-  </ds:schemaRefs>
-</ds:datastoreItem>
-</file>
-
 <file path=customXml/itemProps3.xml><?xml version="1.0" encoding="utf-8"?>
-<ds:datastoreItem xmlns:ds="http://schemas.openxmlformats.org/officeDocument/2006/customXml" ds:itemID="{C39D5494-1847-4215-BB00-A838605872D2}">
-  <ds:schemaRefs>
-    <ds:schemaRef ds:uri="http://schemas.microsoft.com/office/2006/metadata/properties"/>
-    <ds:schemaRef ds:uri="http://schemas.microsoft.com/office/infopath/2007/PartnerControls"/>
-    <ds:schemaRef ds:uri="d0daa353-f819-43d1-badf-ce69fea8800d"/>
-    <ds:schemaRef ds:uri="edc1eb1c-f9b5-429a-a0ce-702847a0aa2d"/>
-  </ds:schemaRefs>
-</ds:datastoreItem>
-</file>
-
-<file path=customXml/itemProps4.xml><?xml version="1.0" encoding="utf-8"?>
 <ds:datastoreItem xmlns:ds="http://schemas.openxmlformats.org/officeDocument/2006/customXml" ds:itemID="{EB939682-24F3-4831-83C1-47FEE6330DAE}">
   <ds:schemaRefs>
     <ds:schemaRef ds:uri="http://schemas.microsoft.com/office/2006/metadata/contentType"/>
@@ -10162,4 +10267,15 @@
     <ds:schemaRef ds:uri="http://schemas.microsoft.com/internal/obd"/>
   </ds:schemaRefs>
 </ds:datastoreItem>
+</file>
+
+<file path=customXml/itemProps4.xml><?xml version="1.0" encoding="utf-8"?>
+<ds:datastoreItem xmlns:ds="http://schemas.openxmlformats.org/officeDocument/2006/customXml" ds:itemID="{C39D5494-1847-4215-BB00-A838605872D2}">
+  <ds:schemaRefs>
+    <ds:schemaRef ds:uri="http://schemas.microsoft.com/office/2006/metadata/properties"/>
+    <ds:schemaRef ds:uri="http://schemas.microsoft.com/office/infopath/2007/PartnerControls"/>
+    <ds:schemaRef ds:uri="d0daa353-f819-43d1-badf-ce69fea8800d"/>
+    <ds:schemaRef ds:uri="edc1eb1c-f9b5-429a-a0ce-702847a0aa2d"/>
+  </ds:schemaRefs>
+</ds:datastoreItem>
 </file>